--- a/Console.docx
+++ b/Console.docx
@@ -98,22 +98,14 @@
       </w:r>
       <w:bookmarkEnd w:id="0"/>
       <w:r>
-        <w:t>S</w:t>
-      </w:r>
-      <w:r>
-        <w:t>tart ConsoleClient.exe</w:t>
-      </w:r>
-      <w:r>
-        <w:t xml:space="preserve"> in the folder </w:t>
-      </w:r>
+        <w:t>DreamGrid ships the Console Client and keeps its saved connection list up to date for you: it writes one entry for Robust and one for every region, so normally you do not have to add connections by hand. Use Settings -&gt; Console -&gt; Console Client -&gt; Open Console to launch it, and Set Password there to set the console password first. The steps below describe adding a connection manually if you need to. Start ConsoleClient.exe in the folder ConsoleClient:</w:t>
+      </w:r>
+      <w:r/>
+      <w:r/>
       <w:proofErr w:type="spellStart"/>
-      <w:r>
-        <w:t>ConsoleClient</w:t>
-      </w:r>
+      <w:r/>
       <w:proofErr w:type="spellEnd"/>
-      <w:r>
-        <w:t>:</w:t>
-      </w:r>
+      <w:r/>
     </w:p>
     <w:p>
       <w:r>
@@ -406,14 +398,13 @@
           <w:rFonts w:ascii="Consolas" w:eastAsia="Times New Roman" w:hAnsi="Consolas" w:cs="Courier New"/>
           <w:color w:val="000000"/>
         </w:rPr>
-        <w:t>Password &gt; Enter the password for the user.</w:t>
-      </w:r>
-      <w:r>
-        <w:rPr>
-          <w:rFonts w:ascii="Consolas" w:eastAsia="Times New Roman" w:hAnsi="Consolas" w:cs="Courier New"/>
-          <w:color w:val="000000"/>
-        </w:rPr>
-        <w:t xml:space="preserve"> This is the </w:t>
+        <w:t>Password &gt; Enter the console password. This is the separate console password set with Settings -&gt; Console -&gt; Console Client -&gt; Set Password, not the Wifi Admin web page password.</w:t>
+      </w:r>
+      <w:r>
+        <w:rPr>
+          <w:rFonts w:ascii="Consolas" w:eastAsia="Times New Roman" w:hAnsi="Consolas" w:cs="Courier New"/>
+          <w:color w:val="000000"/>
+        </w:rPr>
       </w:r>
       <w:proofErr w:type="spellStart"/>
       <w:r>
@@ -421,7 +412,6 @@
           <w:rFonts w:ascii="Consolas" w:eastAsia="Times New Roman" w:hAnsi="Consolas" w:cs="Courier New"/>
           <w:color w:val="000000"/>
         </w:rPr>
-        <w:t>Wifi</w:t>
       </w:r>
       <w:proofErr w:type="spellEnd"/>
       <w:r>
@@ -429,7 +419,6 @@
           <w:rFonts w:ascii="Consolas" w:eastAsia="Times New Roman" w:hAnsi="Consolas" w:cs="Courier New"/>
           <w:color w:val="000000"/>
         </w:rPr>
-        <w:t xml:space="preserve"> Admin User password found in the </w:t>
       </w:r>
       <w:proofErr w:type="gramStart"/>
       <w:r>
@@ -437,7 +426,6 @@
           <w:rFonts w:ascii="Consolas" w:eastAsia="Times New Roman" w:hAnsi="Consolas" w:cs="Courier New"/>
           <w:color w:val="000000"/>
         </w:rPr>
-        <w:t>Settings</w:t>
       </w:r>
       <w:proofErr w:type="gramEnd"/>
       <w:r>
@@ -445,7 +433,6 @@
           <w:rFonts w:ascii="Consolas" w:eastAsia="Times New Roman" w:hAnsi="Consolas" w:cs="Courier New"/>
           <w:color w:val="000000"/>
         </w:rPr>
-        <w:t>-&gt;Web Page</w:t>
       </w:r>
     </w:p>
     <w:p>
